--- a/build/seminar7/docs/Семинар 7 — 3. Подключение n8n, Google Таблиц и OpenAI.docx
+++ b/build/seminar7/docs/Семинар 7 — 3. Подключение n8n, Google Таблиц и OpenAI.docx
@@ -73,7 +73,7 @@
         <w:rPr>
           <w:rStyle w:val="VerbatimChar"/>
         </w:rPr>
-        <w:t xml:space="preserve">index.html</w:t>
+        <w:t xml:space="preserve">corporate_ai_portal.html</w:t>
       </w:r>
       <w:r>
         <w:t xml:space="preserve"> </w:t>
@@ -947,7 +947,7 @@
         <w:rPr>
           <w:rStyle w:val="VerbatimChar"/>
         </w:rPr>
-        <w:t xml:space="preserve">index.html</w:t>
+        <w:t xml:space="preserve">corporate_ai_portal.html</w:t>
       </w:r>
       <w:r>
         <w:t xml:space="preserve">.</w:t>

--- a/build/seminar7/docs/Семинар 7 — 3. Подключение n8n, Google Таблиц и OpenAI.docx
+++ b/build/seminar7/docs/Семинар 7 — 3. Подключение n8n, Google Таблиц и OpenAI.docx
@@ -1585,7 +1585,7 @@
         <w:rPr>
           <w:rStyle w:val="VerbatimChar"/>
         </w:rPr>
-        <w:t xml:space="preserve">04-n8n-chat-openai.json</w:t>
+        <w:t xml:space="preserve">n8n-chat-openai.json</w:t>
       </w:r>
       <w:r>
         <w:t xml:space="preserve">. В нём четыре узла:</w:t>
